--- a/margarita.docx
+++ b/margarita.docx
@@ -8,11 +8,25 @@
           <w:lang w:val="es-ES"/>
         </w:rPr>
       </w:pPr>
+      <w:proofErr w:type="spellStart"/>
       <w:r>
         <w:rPr>
           <w:lang w:val="es-ES"/>
         </w:rPr>
-        <w:t>Cv:</w:t>
+        <w:t>C</w:t>
+      </w:r>
+      <w:r>
+        <w:rPr>
+          <w:lang w:val="es-ES"/>
+        </w:rPr>
+        <w:t>urriculum</w:t>
+      </w:r>
+      <w:proofErr w:type="spellEnd"/>
+      <w:r>
+        <w:rPr>
+          <w:lang w:val="es-ES"/>
+        </w:rPr>
+        <w:t xml:space="preserve"> Vitae</w:t>
       </w:r>
     </w:p>
     <w:p>
@@ -25,7 +39,7 @@
         <w:rPr>
           <w:lang w:val="es-ES"/>
         </w:rPr>
-        <w:t>Carrera: Desarrollo de Software</w:t>
+        <w:t>Margarita Espinoza Gómez</w:t>
       </w:r>
     </w:p>
     <w:p>
@@ -38,7 +52,32 @@
         <w:rPr>
           <w:lang w:val="es-ES"/>
         </w:rPr>
-        <w:t>Universidad: Tecnologica de la Selva</w:t>
+        <w:t>Desarrollo de Software</w:t>
+      </w:r>
+    </w:p>
+    <w:p>
+      <w:pPr>
+        <w:rPr>
+          <w:lang w:val="es-ES"/>
+        </w:rPr>
+      </w:pPr>
+      <w:r>
+        <w:rPr>
+          <w:lang w:val="es-ES"/>
+        </w:rPr>
+        <w:t>Universid</w:t>
+      </w:r>
+      <w:r>
+        <w:rPr>
+          <w:lang w:val="es-ES"/>
+        </w:rPr>
+        <w:t>ad Tecnológica</w:t>
+      </w:r>
+      <w:r>
+        <w:rPr>
+          <w:lang w:val="es-ES"/>
+        </w:rPr>
+        <w:t xml:space="preserve"> de la Selva</w:t>
       </w:r>
     </w:p>
     <w:sectPr>
